--- a/Andrei_Stoian_CV_2026_Senior_Enterprise_Architect.docx
+++ b/Andrei_Stoian_CV_2026_Senior_Enterprise_Architect.docx
@@ -132,25 +132,7 @@
           <w:color w:val="171B24"/>
           <w:szCs w:val="21"/>
         </w:rPr>
-        <w:t xml:space="preserve">Enterprise architecture leader with 10+ years of experience across higher education and government, including multiple leadership roles spanning strategy, governance, platform delivery, and decision support. Translate institutional ambition into practical architecture direction across business capability, information, applications, and technology services. At </w:t>
-      </w:r>
-      <w:proofErr w:type="spellStart"/>
-      <w:r>
-        <w:rPr>
-          <w:rFonts w:ascii="Avenir Next" w:hAnsi="Avenir Next" w:cs="Avenir Next"/>
-          <w:color w:val="171B24"/>
-          <w:szCs w:val="21"/>
-        </w:rPr>
-        <w:t>UniSC</w:t>
-      </w:r>
-      <w:proofErr w:type="spellEnd"/>
-      <w:r>
-        <w:rPr>
-          <w:rFonts w:ascii="Avenir Next" w:hAnsi="Avenir Next" w:cs="Avenir Next"/>
-          <w:color w:val="171B24"/>
-          <w:szCs w:val="21"/>
-        </w:rPr>
-        <w:t>, lead architecture-aligned uplift of physical, digital, and data assets with a focus on service reliability, security, and strategic investment value. Bring a reproducibility-first, systems-thinking approach that enables connected enterprise services and trusted executive decisions.</w:t>
+        <w:t>Enterprise architecture leader with 10+ years of experience across higher education and government, including multiple leadership roles spanning strategy, governance, platform delivery, and decision support. Translate institutional ambition into practical architecture direction across business capability, information, applications, and technology services. At UniSC, lead architecture-aligned uplift of physical, digital, and data assets with a focus on service reliability, security, and strategic investment value. Bring a reproducibility-first, systems-thinking approach that enables connected enterprise services and trusted executive decisions.</w:t>
       </w:r>
     </w:p>
     <w:p>
@@ -429,7 +411,6 @@
           <w:color w:val="171B24"/>
           <w:szCs w:val="21"/>
         </w:rPr>
-        <w:lastRenderedPageBreak/>
         <w:tab/>
         <w:t>•</w:t>
       </w:r>
@@ -557,27 +538,7 @@
           <w:color w:val="18212E"/>
           <w:szCs w:val="21"/>
         </w:rPr>
-        <w:t>University of the Sunshine Coast (</w:t>
-      </w:r>
-      <w:proofErr w:type="spellStart"/>
-      <w:r>
-        <w:rPr>
-          <w:rFonts w:ascii="Avenir Next" w:hAnsi="Avenir Next" w:cs="Avenir Next"/>
-          <w:b/>
-          <w:color w:val="18212E"/>
-          <w:szCs w:val="21"/>
-        </w:rPr>
-        <w:t>UniSC</w:t>
-      </w:r>
-      <w:proofErr w:type="spellEnd"/>
-      <w:r>
-        <w:rPr>
-          <w:rFonts w:ascii="Avenir Next" w:hAnsi="Avenir Next" w:cs="Avenir Next"/>
-          <w:b/>
-          <w:color w:val="18212E"/>
-          <w:szCs w:val="21"/>
-        </w:rPr>
-        <w:t>) - Sunshine Coast, QLD</w:t>
+        <w:t>University of the Sunshine Coast (UniSC) - Sunshine Coast, QLD</w:t>
       </w:r>
     </w:p>
     <w:p>
@@ -595,6 +556,7 @@
           <w:sz w:val="22"/>
           <w:szCs w:val="21"/>
         </w:rPr>
+        <w:lastRenderedPageBreak/>
         <w:t>Manager, Business Intelligence and Data Warehousing (Enterprise Insights, Governance and Analytics Enablement) | Jul 2023 - Present</w:t>
       </w:r>
     </w:p>
@@ -640,25 +602,7 @@
           <w:szCs w:val="21"/>
         </w:rPr>
         <w:tab/>
-        <w:t xml:space="preserve">Established an enterprise architecture-aligned data and analytics operating model supporting </w:t>
-      </w:r>
-      <w:proofErr w:type="spellStart"/>
-      <w:r>
-        <w:rPr>
-          <w:rFonts w:ascii="Avenir Next" w:hAnsi="Avenir Next" w:cs="Avenir Next"/>
-          <w:color w:val="171B24"/>
-          <w:szCs w:val="21"/>
-        </w:rPr>
-        <w:t>UniSC</w:t>
-      </w:r>
-      <w:proofErr w:type="spellEnd"/>
-      <w:r>
-        <w:rPr>
-          <w:rFonts w:ascii="Avenir Next" w:hAnsi="Avenir Next" w:cs="Avenir Next"/>
-          <w:color w:val="171B24"/>
-          <w:szCs w:val="21"/>
-        </w:rPr>
-        <w:t xml:space="preserve"> strategic planning, service excellence, and investment decisions.</w:t>
+        <w:t>Established an enterprise architecture-aligned data and analytics operating model supporting UniSC strategic planning, service excellence, and investment decisions.</w:t>
       </w:r>
     </w:p>
     <w:p>
@@ -864,7 +808,6 @@
           <w:color w:val="171B24"/>
           <w:szCs w:val="21"/>
         </w:rPr>
-        <w:lastRenderedPageBreak/>
         <w:tab/>
         <w:t>•</w:t>
       </w:r>
@@ -1046,6 +989,7 @@
           <w:color w:val="171B24"/>
           <w:szCs w:val="21"/>
         </w:rPr>
+        <w:lastRenderedPageBreak/>
         <w:tab/>
         <w:t>•</w:t>
       </w:r>
@@ -1318,7 +1262,6 @@
           <w:color w:val="18212E"/>
           <w:szCs w:val="21"/>
         </w:rPr>
-        <w:lastRenderedPageBreak/>
         <w:t>Ministry of Education (Education Data and Knowledge) - Wellington, NZ</w:t>
       </w:r>
     </w:p>
@@ -1540,6 +1483,7 @@
           <w:color w:val="171B24"/>
           <w:szCs w:val="21"/>
         </w:rPr>
+        <w:lastRenderedPageBreak/>
         <w:tab/>
         <w:t>•</w:t>
       </w:r>
@@ -1823,7 +1767,6 @@
           <w:sz w:val="22"/>
           <w:szCs w:val="21"/>
         </w:rPr>
-        <w:lastRenderedPageBreak/>
         <w:t>FRAMEWORKS, METHODS, AND PLATFORMS</w:t>
       </w:r>
     </w:p>
